--- a/templates/SNSGLOBLE/BAHRAIN/Annexure.docx
+++ b/templates/SNSGLOBLE/BAHRAIN/Annexure.docx
@@ -102,18 +102,6 @@
       </w:r>
     </w:p>
     <w:p>
-      <w:r>
-        <w:t xml:space="preserve">Legal Status (Company / Establishment / Individual): </w:t>
-      </w:r>
-      <w:r>
-        <w:rPr>
-          <w:b/>
-          <w:color w:val="000000" w:themeColor="text1"/>
-        </w:rPr>
-        <w:t>{{LEGAL_STATUS}}</w:t>
-      </w:r>
-    </w:p>
-    <w:p>
       <w:pPr>
         <w:ind w:right="-1566"/>
       </w:pPr>
@@ -190,54 +178,6 @@
           <w:color w:val="000000" w:themeColor="text1"/>
         </w:rPr>
         <w:t>{{SPADD}}</w:t>
-      </w:r>
-    </w:p>
-    <w:p>
-      <w:pPr>
-        <w:ind w:right="-1566"/>
-        <w:rPr>
-          <w:b/>
-          <w:color w:val="FF0000"/>
-        </w:rPr>
-      </w:pPr>
-      <w:r>
-        <w:t xml:space="preserve">Authorised Signatory (Name &amp; Designation): </w:t>
-      </w:r>
-      <w:r>
-        <w:rPr>
-          <w:b/>
-          <w:color w:val="000000" w:themeColor="text1"/>
-        </w:rPr>
-        <w:t>{{AUTHORISED_SIGNATORY}}</w:t>
-      </w:r>
-      <w:r>
-        <w:rPr>
-          <w:b/>
-          <w:color w:val="FF0000"/>
-        </w:rPr>
-        <w:t xml:space="preserve"> </w:t>
-      </w:r>
-    </w:p>
-    <w:p>
-      <w:pPr>
-        <w:ind w:right="-1566"/>
-      </w:pPr>
-      <w:r>
-        <w:t xml:space="preserve">Passport / ID No. of Authorized Signatory: </w:t>
-      </w:r>
-      <w:r>
-        <w:rPr>
-          <w:b/>
-          <w:color w:val="000000" w:themeColor="text1"/>
-        </w:rPr>
-        <w:t>{{ID_NO}}</w:t>
-      </w:r>
-      <w:r>
-        <w:rPr>
-          <w:b/>
-          <w:color w:val="FF0000"/>
-        </w:rPr>
-        <w:t xml:space="preserve"> </w:t>
       </w:r>
     </w:p>
     <w:p>
@@ -440,7 +380,6 @@
     </w:p>
     <w:p>
       <w:r>
-        <w:lastRenderedPageBreak/>
         <w:t>3. To jointly undertake compliance with the provisions of the Emigration Act, 1983 and instructions issued by the Government of India for processing Emigration Clearance through the eMigrate system.</w:t>
       </w:r>
     </w:p>
@@ -449,6 +388,7 @@
         <w:pStyle w:val="Heading2"/>
       </w:pPr>
       <w:r>
+        <w:lastRenderedPageBreak/>
         <w:t>4. Authorisation by Foreign Employer</w:t>
       </w:r>
     </w:p>
@@ -756,7 +696,6 @@
         <w:pStyle w:val="Heading2"/>
       </w:pPr>
       <w:r>
-        <w:lastRenderedPageBreak/>
         <w:t>7. Declarations and Undertakings</w:t>
       </w:r>
     </w:p>
@@ -770,6 +709,7 @@
         <w:pStyle w:val="Heading2"/>
       </w:pPr>
       <w:r>
+        <w:lastRenderedPageBreak/>
         <w:t>8. Signatures</w:t>
       </w:r>
     </w:p>
@@ -1920,6 +1860,7 @@
   <w:style w:type="character" w:default="1" w:styleId="DefaultParagraphFont">
     <w:name w:val="Default Paragraph Font"/>
     <w:uiPriority w:val="1"/>
+    <w:semiHidden/>
     <w:unhideWhenUsed/>
   </w:style>
   <w:style w:type="table" w:default="1" w:styleId="TableNormal">
